--- a/Network/lab1/lab1.docx
+++ b/Network/lab1/lab1.docx
@@ -174,7 +174,7 @@
           <w:sz w:val="28"/>
           <w:szCs w:val="28"/>
         </w:rPr>
-        <w:t>Структуры и алгоритмы обработки данных</w:t>
+        <w:t>Сетевые технологии</w:t>
       </w:r>
       <w:r>
         <w:rPr>
@@ -324,13 +324,23 @@
         </w:rPr>
         <w:br/>
       </w:r>
-      <w:r>
-        <w:rPr>
-          <w:rFonts w:ascii="Times New Roman" w:hAnsi="Times New Roman" w:cs="Times New Roman"/>
-          <w:sz w:val="28"/>
-          <w:szCs w:val="28"/>
-        </w:rPr>
-        <w:t>Аралушкин М.Д.</w:t>
+      <w:proofErr w:type="spellStart"/>
+      <w:r>
+        <w:rPr>
+          <w:rFonts w:ascii="Times New Roman" w:hAnsi="Times New Roman" w:cs="Times New Roman"/>
+          <w:sz w:val="28"/>
+          <w:szCs w:val="28"/>
+        </w:rPr>
+        <w:t>Аралушкин</w:t>
+      </w:r>
+      <w:proofErr w:type="spellEnd"/>
+      <w:r>
+        <w:rPr>
+          <w:rFonts w:ascii="Times New Roman" w:hAnsi="Times New Roman" w:cs="Times New Roman"/>
+          <w:sz w:val="28"/>
+          <w:szCs w:val="28"/>
+        </w:rPr>
+        <w:t xml:space="preserve"> М.Д.</w:t>
       </w:r>
     </w:p>
     <w:p>
@@ -870,7 +880,6 @@
           <w:rFonts w:ascii="Times New Roman" w:hAnsi="Times New Roman" w:cs="Times New Roman"/>
           <w:sz w:val="28"/>
           <w:szCs w:val="28"/>
-          <w:lang w:val="en-US"/>
         </w:rPr>
       </w:pPr>
       <w:r>
@@ -1141,7 +1150,25 @@
           <w:szCs w:val="28"/>
         </w:rPr>
         <w:lastRenderedPageBreak/>
-        <w:t>Проверил связь соседних пк:</w:t>
+        <w:t xml:space="preserve">Проверил связь соседних </w:t>
+      </w:r>
+      <w:proofErr w:type="spellStart"/>
+      <w:r>
+        <w:rPr>
+          <w:rFonts w:ascii="Times New Roman" w:hAnsi="Times New Roman" w:cs="Times New Roman"/>
+          <w:sz w:val="28"/>
+          <w:szCs w:val="28"/>
+        </w:rPr>
+        <w:t>пк</w:t>
+      </w:r>
+      <w:proofErr w:type="spellEnd"/>
+      <w:r>
+        <w:rPr>
+          <w:rFonts w:ascii="Times New Roman" w:hAnsi="Times New Roman" w:cs="Times New Roman"/>
+          <w:sz w:val="28"/>
+          <w:szCs w:val="28"/>
+        </w:rPr>
+        <w:t>:</w:t>
       </w:r>
     </w:p>
     <w:p>
@@ -1320,95 +1347,7 @@
           <w:szCs w:val="28"/>
         </w:rPr>
         <w:tab/>
-        <w:t>В ходе выполнения данной лабораторной работы я и</w:t>
-      </w:r>
-      <w:r>
-        <w:rPr>
-          <w:rFonts w:ascii="Times New Roman" w:hAnsi="Times New Roman" w:cs="Times New Roman"/>
-          <w:sz w:val="28"/>
-          <w:szCs w:val="28"/>
-        </w:rPr>
-        <w:t>зучи</w:t>
-      </w:r>
-      <w:r>
-        <w:rPr>
-          <w:rFonts w:ascii="Times New Roman" w:hAnsi="Times New Roman" w:cs="Times New Roman"/>
-          <w:sz w:val="28"/>
-          <w:szCs w:val="28"/>
-        </w:rPr>
-        <w:t>л</w:t>
-      </w:r>
-      <w:r>
-        <w:rPr>
-          <w:rFonts w:ascii="Times New Roman" w:hAnsi="Times New Roman" w:cs="Times New Roman"/>
-          <w:sz w:val="28"/>
-          <w:szCs w:val="28"/>
-        </w:rPr>
-        <w:t xml:space="preserve"> принципы построения простейших сетей и их настройки с использованием симулятора компьютерных сетей. Собра</w:t>
-      </w:r>
-      <w:r>
-        <w:rPr>
-          <w:rFonts w:ascii="Times New Roman" w:hAnsi="Times New Roman" w:cs="Times New Roman"/>
-          <w:sz w:val="28"/>
-          <w:szCs w:val="28"/>
-        </w:rPr>
-        <w:t>л</w:t>
-      </w:r>
-      <w:r>
-        <w:rPr>
-          <w:rFonts w:ascii="Times New Roman" w:hAnsi="Times New Roman" w:cs="Times New Roman"/>
-          <w:sz w:val="28"/>
-          <w:szCs w:val="28"/>
-        </w:rPr>
-        <w:t xml:space="preserve"> в соответствии с заданием топологии сетей, запусти</w:t>
-      </w:r>
-      <w:r>
-        <w:rPr>
-          <w:rFonts w:ascii="Times New Roman" w:hAnsi="Times New Roman" w:cs="Times New Roman"/>
-          <w:sz w:val="28"/>
-          <w:szCs w:val="28"/>
-        </w:rPr>
-        <w:t>л</w:t>
-      </w:r>
-      <w:r>
-        <w:rPr>
-          <w:rFonts w:ascii="Times New Roman" w:hAnsi="Times New Roman" w:cs="Times New Roman"/>
-          <w:sz w:val="28"/>
-          <w:szCs w:val="28"/>
-        </w:rPr>
-        <w:t xml:space="preserve"> и настрои</w:t>
-      </w:r>
-      <w:r>
-        <w:rPr>
-          <w:rFonts w:ascii="Times New Roman" w:hAnsi="Times New Roman" w:cs="Times New Roman"/>
-          <w:sz w:val="28"/>
-          <w:szCs w:val="28"/>
-        </w:rPr>
-        <w:t>л</w:t>
-      </w:r>
-      <w:r>
-        <w:rPr>
-          <w:rFonts w:ascii="Times New Roman" w:hAnsi="Times New Roman" w:cs="Times New Roman"/>
-          <w:sz w:val="28"/>
-          <w:szCs w:val="28"/>
-        </w:rPr>
-        <w:t xml:space="preserve"> виртуальное оборудование. Согласно пунктам выполнения практической работы, сдела</w:t>
-      </w:r>
-      <w:r>
-        <w:rPr>
-          <w:rFonts w:ascii="Times New Roman" w:hAnsi="Times New Roman" w:cs="Times New Roman"/>
-          <w:sz w:val="28"/>
-          <w:szCs w:val="28"/>
-        </w:rPr>
-        <w:t>л</w:t>
-      </w:r>
-      <w:r>
-        <w:rPr>
-          <w:rFonts w:ascii="Times New Roman" w:hAnsi="Times New Roman" w:cs="Times New Roman"/>
-          <w:sz w:val="28"/>
-          <w:szCs w:val="28"/>
-        </w:rPr>
-        <w:t xml:space="preserve"> необходимые снимки экрана.</w:t>
+        <w:t>В ходе выполнения данной лабораторной работы я изучил принципы построения простейших сетей и их настройки с использованием симулятора компьютерных сетей. Собрал в соответствии с заданием топологии сетей, запустил и настроил виртуальное оборудование. Согласно пунктам выполнения практической работы, сделал необходимые снимки экрана.</w:t>
       </w:r>
     </w:p>
     <w:p>
@@ -1692,7 +1631,43 @@
           <w:sz w:val="28"/>
           <w:szCs w:val="28"/>
         </w:rPr>
-        <w:t xml:space="preserve">Ее основная функция — накладываться на IP-адрес и делить его на сетевую, подсетевую и хостовую части для управления адресным пространством. </w:t>
+        <w:t xml:space="preserve">Ее основная функция — накладываться на IP-адрес и делить его на сетевую, </w:t>
+      </w:r>
+      <w:proofErr w:type="spellStart"/>
+      <w:r>
+        <w:rPr>
+          <w:rFonts w:ascii="Times New Roman" w:hAnsi="Times New Roman" w:cs="Times New Roman"/>
+          <w:sz w:val="28"/>
+          <w:szCs w:val="28"/>
+        </w:rPr>
+        <w:t>подсетевую</w:t>
+      </w:r>
+      <w:proofErr w:type="spellEnd"/>
+      <w:r>
+        <w:rPr>
+          <w:rFonts w:ascii="Times New Roman" w:hAnsi="Times New Roman" w:cs="Times New Roman"/>
+          <w:sz w:val="28"/>
+          <w:szCs w:val="28"/>
+        </w:rPr>
+        <w:t xml:space="preserve"> и </w:t>
+      </w:r>
+      <w:proofErr w:type="spellStart"/>
+      <w:r>
+        <w:rPr>
+          <w:rFonts w:ascii="Times New Roman" w:hAnsi="Times New Roman" w:cs="Times New Roman"/>
+          <w:sz w:val="28"/>
+          <w:szCs w:val="28"/>
+        </w:rPr>
+        <w:t>хостовую</w:t>
+      </w:r>
+      <w:proofErr w:type="spellEnd"/>
+      <w:r>
+        <w:rPr>
+          <w:rFonts w:ascii="Times New Roman" w:hAnsi="Times New Roman" w:cs="Times New Roman"/>
+          <w:sz w:val="28"/>
+          <w:szCs w:val="28"/>
+        </w:rPr>
+        <w:t xml:space="preserve"> части для управления адресным пространством. </w:t>
       </w:r>
     </w:p>
     <w:p>
@@ -1711,35 +1686,9 @@
           <w:sz w:val="28"/>
           <w:szCs w:val="28"/>
         </w:rPr>
-        <w:t>4. Что такое команда ping? Зачем она нужна?</w:t>
-      </w:r>
-    </w:p>
-    <w:p>
-      <w:pPr>
-        <w:jc w:val="both"/>
-        <w:rPr>
-          <w:rFonts w:ascii="Times New Roman" w:hAnsi="Times New Roman" w:cs="Times New Roman"/>
-          <w:sz w:val="28"/>
-          <w:szCs w:val="28"/>
-        </w:rPr>
-      </w:pPr>
-      <w:r>
-        <w:rPr>
-          <w:rFonts w:ascii="Times New Roman" w:hAnsi="Times New Roman" w:cs="Times New Roman"/>
-          <w:sz w:val="28"/>
-          <w:szCs w:val="28"/>
-        </w:rPr>
-        <w:t xml:space="preserve">Команда ping вводится в командной строке устройства для того, чтобы осуществить проверку наличия связи между компьютерами и другими узлами в сети. </w:t>
-      </w:r>
-    </w:p>
-    <w:p>
-      <w:pPr>
-        <w:rPr>
-          <w:rFonts w:ascii="Times New Roman" w:hAnsi="Times New Roman" w:cs="Times New Roman"/>
-          <w:sz w:val="28"/>
-          <w:szCs w:val="28"/>
-        </w:rPr>
-      </w:pPr>
+        <w:t xml:space="preserve">4. Что такое команда </w:t>
+      </w:r>
+      <w:proofErr w:type="spellStart"/>
       <w:r>
         <w:rPr>
           <w:rFonts w:ascii="Times New Roman" w:hAnsi="Times New Roman" w:cs="Times New Roman"/>
@@ -1748,6 +1697,72 @@
           <w:sz w:val="28"/>
           <w:szCs w:val="28"/>
         </w:rPr>
+        <w:t>ping</w:t>
+      </w:r>
+      <w:proofErr w:type="spellEnd"/>
+      <w:r>
+        <w:rPr>
+          <w:rFonts w:ascii="Times New Roman" w:hAnsi="Times New Roman" w:cs="Times New Roman"/>
+          <w:b/>
+          <w:bCs/>
+          <w:sz w:val="28"/>
+          <w:szCs w:val="28"/>
+        </w:rPr>
+        <w:t>? Зачем она нужна?</w:t>
+      </w:r>
+    </w:p>
+    <w:p>
+      <w:pPr>
+        <w:jc w:val="both"/>
+        <w:rPr>
+          <w:rFonts w:ascii="Times New Roman" w:hAnsi="Times New Roman" w:cs="Times New Roman"/>
+          <w:sz w:val="28"/>
+          <w:szCs w:val="28"/>
+        </w:rPr>
+      </w:pPr>
+      <w:r>
+        <w:rPr>
+          <w:rFonts w:ascii="Times New Roman" w:hAnsi="Times New Roman" w:cs="Times New Roman"/>
+          <w:sz w:val="28"/>
+          <w:szCs w:val="28"/>
+        </w:rPr>
+        <w:t xml:space="preserve">Команда </w:t>
+      </w:r>
+      <w:proofErr w:type="spellStart"/>
+      <w:r>
+        <w:rPr>
+          <w:rFonts w:ascii="Times New Roman" w:hAnsi="Times New Roman" w:cs="Times New Roman"/>
+          <w:sz w:val="28"/>
+          <w:szCs w:val="28"/>
+        </w:rPr>
+        <w:t>ping</w:t>
+      </w:r>
+      <w:proofErr w:type="spellEnd"/>
+      <w:r>
+        <w:rPr>
+          <w:rFonts w:ascii="Times New Roman" w:hAnsi="Times New Roman" w:cs="Times New Roman"/>
+          <w:sz w:val="28"/>
+          <w:szCs w:val="28"/>
+        </w:rPr>
+        <w:t xml:space="preserve"> вводится в командной строке устройства для того, чтобы осуществить проверку наличия связи между компьютерами и другими узлами в сети. </w:t>
+      </w:r>
+    </w:p>
+    <w:p>
+      <w:pPr>
+        <w:rPr>
+          <w:rFonts w:ascii="Times New Roman" w:hAnsi="Times New Roman" w:cs="Times New Roman"/>
+          <w:sz w:val="28"/>
+          <w:szCs w:val="28"/>
+        </w:rPr>
+      </w:pPr>
+      <w:r>
+        <w:rPr>
+          <w:rFonts w:ascii="Times New Roman" w:hAnsi="Times New Roman" w:cs="Times New Roman"/>
+          <w:b/>
+          <w:bCs/>
+          <w:sz w:val="28"/>
+          <w:szCs w:val="28"/>
+        </w:rPr>
         <w:t>5. Что такое «шлюз по умолчанию» и для чего он нужен?</w:t>
       </w:r>
     </w:p>
@@ -1766,7 +1781,25 @@
           <w:sz w:val="28"/>
           <w:szCs w:val="28"/>
         </w:rPr>
-        <w:t>Шлюзом по умолчанию (gateway) является адрес роутера в конкретном сегменте сети.</w:t>
+        <w:t>Шлюзом по умолчанию (</w:t>
+      </w:r>
+      <w:proofErr w:type="spellStart"/>
+      <w:r>
+        <w:rPr>
+          <w:rFonts w:ascii="Times New Roman" w:hAnsi="Times New Roman" w:cs="Times New Roman"/>
+          <w:sz w:val="28"/>
+          <w:szCs w:val="28"/>
+        </w:rPr>
+        <w:t>gateway</w:t>
+      </w:r>
+      <w:proofErr w:type="spellEnd"/>
+      <w:r>
+        <w:rPr>
+          <w:rFonts w:ascii="Times New Roman" w:hAnsi="Times New Roman" w:cs="Times New Roman"/>
+          <w:sz w:val="28"/>
+          <w:szCs w:val="28"/>
+        </w:rPr>
+        <w:t>) является адрес роутера в конкретном сегменте сети.</w:t>
       </w:r>
       <w:r>
         <w:rPr>
@@ -3171,6 +3204,7 @@
   <w:style w:type="character" w:default="1" w:styleId="a0">
     <w:name w:val="Default Paragraph Font"/>
     <w:uiPriority w:val="1"/>
+    <w:semiHidden/>
     <w:unhideWhenUsed/>
   </w:style>
   <w:style w:type="table" w:default="1" w:styleId="a1">

--- a/Network/lab1/lab1.docx
+++ b/Network/lab1/lab1.docx
@@ -793,6 +793,66 @@
         <w:jc w:val="center"/>
         <w:rPr>
           <w:rFonts w:ascii="Times New Roman" w:hAnsi="Times New Roman" w:cs="Times New Roman"/>
+          <w:sz w:val="22"/>
+          <w:szCs w:val="22"/>
+        </w:rPr>
+      </w:pPr>
+      <w:r>
+        <w:rPr>
+          <w:rFonts w:ascii="Times New Roman" w:hAnsi="Times New Roman" w:cs="Times New Roman"/>
+          <w:sz w:val="22"/>
+          <w:szCs w:val="22"/>
+        </w:rPr>
+        <w:t xml:space="preserve">Рис.1 – визуальная связь между </w:t>
+      </w:r>
+      <w:r>
+        <w:rPr>
+          <w:rFonts w:ascii="Times New Roman" w:hAnsi="Times New Roman" w:cs="Times New Roman"/>
+          <w:sz w:val="22"/>
+          <w:szCs w:val="22"/>
+          <w:lang w:val="en-US"/>
+        </w:rPr>
+        <w:t>PC</w:t>
+      </w:r>
+      <w:r>
+        <w:rPr>
+          <w:rFonts w:ascii="Times New Roman" w:hAnsi="Times New Roman" w:cs="Times New Roman"/>
+          <w:sz w:val="22"/>
+          <w:szCs w:val="22"/>
+        </w:rPr>
+        <w:t xml:space="preserve">0 </w:t>
+      </w:r>
+      <w:r>
+        <w:rPr>
+          <w:rFonts w:ascii="Times New Roman" w:hAnsi="Times New Roman" w:cs="Times New Roman"/>
+          <w:sz w:val="22"/>
+          <w:szCs w:val="22"/>
+        </w:rPr>
+        <w:t xml:space="preserve">и </w:t>
+      </w:r>
+      <w:r>
+        <w:rPr>
+          <w:rFonts w:ascii="Times New Roman" w:hAnsi="Times New Roman" w:cs="Times New Roman"/>
+          <w:sz w:val="22"/>
+          <w:szCs w:val="22"/>
+          <w:lang w:val="en-US"/>
+        </w:rPr>
+        <w:t>PC</w:t>
+      </w:r>
+      <w:r>
+        <w:rPr>
+          <w:rFonts w:ascii="Times New Roman" w:hAnsi="Times New Roman" w:cs="Times New Roman"/>
+          <w:sz w:val="22"/>
+          <w:szCs w:val="22"/>
+        </w:rPr>
+        <w:t>1</w:t>
+      </w:r>
+    </w:p>
+    <w:p>
+      <w:pPr>
+        <w:jc w:val="center"/>
+        <w:rPr>
+          <w:rFonts w:ascii="Times New Roman" w:hAnsi="Times New Roman" w:cs="Times New Roman"/>
           <w:sz w:val="28"/>
           <w:szCs w:val="28"/>
         </w:rPr>
@@ -840,12 +900,81 @@
     </w:p>
     <w:p>
       <w:pPr>
-        <w:rPr>
-          <w:rFonts w:ascii="Times New Roman" w:hAnsi="Times New Roman" w:cs="Times New Roman"/>
-          <w:sz w:val="28"/>
-          <w:szCs w:val="28"/>
-        </w:rPr>
-      </w:pPr>
+        <w:jc w:val="center"/>
+        <w:rPr>
+          <w:rFonts w:ascii="Times New Roman" w:hAnsi="Times New Roman" w:cs="Times New Roman"/>
+          <w:sz w:val="22"/>
+          <w:szCs w:val="22"/>
+        </w:rPr>
+      </w:pPr>
+      <w:r>
+        <w:rPr>
+          <w:rFonts w:ascii="Times New Roman" w:hAnsi="Times New Roman" w:cs="Times New Roman"/>
+          <w:sz w:val="22"/>
+          <w:szCs w:val="22"/>
+        </w:rPr>
+        <w:t xml:space="preserve">Рис.2 – </w:t>
+      </w:r>
+      <w:proofErr w:type="spellStart"/>
+      <w:r>
+        <w:rPr>
+          <w:rFonts w:ascii="Times New Roman" w:hAnsi="Times New Roman" w:cs="Times New Roman"/>
+          <w:sz w:val="22"/>
+          <w:szCs w:val="22"/>
+        </w:rPr>
+        <w:t>пинг</w:t>
+      </w:r>
+      <w:proofErr w:type="spellEnd"/>
+      <w:r>
+        <w:rPr>
+          <w:rFonts w:ascii="Times New Roman" w:hAnsi="Times New Roman" w:cs="Times New Roman"/>
+          <w:sz w:val="22"/>
+          <w:szCs w:val="22"/>
+        </w:rPr>
+        <w:t xml:space="preserve"> от </w:t>
+      </w:r>
+      <w:r>
+        <w:rPr>
+          <w:rFonts w:ascii="Times New Roman" w:hAnsi="Times New Roman" w:cs="Times New Roman"/>
+          <w:sz w:val="22"/>
+          <w:szCs w:val="22"/>
+          <w:lang w:val="en-US"/>
+        </w:rPr>
+        <w:t>PC</w:t>
+      </w:r>
+      <w:r>
+        <w:rPr>
+          <w:rFonts w:ascii="Times New Roman" w:hAnsi="Times New Roman" w:cs="Times New Roman"/>
+          <w:sz w:val="22"/>
+          <w:szCs w:val="22"/>
+        </w:rPr>
+        <w:t xml:space="preserve">1 </w:t>
+      </w:r>
+      <w:r>
+        <w:rPr>
+          <w:rFonts w:ascii="Times New Roman" w:hAnsi="Times New Roman" w:cs="Times New Roman"/>
+          <w:sz w:val="22"/>
+          <w:szCs w:val="22"/>
+        </w:rPr>
+        <w:t xml:space="preserve">до </w:t>
+      </w:r>
+      <w:r>
+        <w:rPr>
+          <w:rFonts w:ascii="Times New Roman" w:hAnsi="Times New Roman" w:cs="Times New Roman"/>
+          <w:sz w:val="22"/>
+          <w:szCs w:val="22"/>
+          <w:lang w:val="en-US"/>
+        </w:rPr>
+        <w:t>PC</w:t>
+      </w:r>
+      <w:r>
+        <w:rPr>
+          <w:rFonts w:ascii="Times New Roman" w:hAnsi="Times New Roman" w:cs="Times New Roman"/>
+          <w:sz w:val="22"/>
+          <w:szCs w:val="22"/>
+        </w:rPr>
+        <w:t>0</w:t>
+      </w:r>
     </w:p>
     <w:p>
       <w:pPr>
@@ -941,7 +1070,6 @@
           <w:rFonts w:ascii="Times New Roman" w:hAnsi="Times New Roman" w:cs="Times New Roman"/>
           <w:sz w:val="28"/>
           <w:szCs w:val="28"/>
-          <w:lang w:val="en-US"/>
         </w:rPr>
       </w:pPr>
       <w:r>
@@ -987,6 +1115,191 @@
     </w:p>
     <w:p>
       <w:pPr>
+        <w:jc w:val="center"/>
+        <w:rPr>
+          <w:rFonts w:ascii="Times New Roman" w:hAnsi="Times New Roman" w:cs="Times New Roman"/>
+          <w:sz w:val="22"/>
+          <w:szCs w:val="22"/>
+        </w:rPr>
+      </w:pPr>
+      <w:r>
+        <w:rPr>
+          <w:rFonts w:ascii="Times New Roman" w:hAnsi="Times New Roman" w:cs="Times New Roman"/>
+          <w:sz w:val="22"/>
+          <w:szCs w:val="22"/>
+        </w:rPr>
+        <w:t xml:space="preserve">Рис.3 – визуальная связь между </w:t>
+      </w:r>
+      <w:r>
+        <w:rPr>
+          <w:rFonts w:ascii="Times New Roman" w:hAnsi="Times New Roman" w:cs="Times New Roman"/>
+          <w:sz w:val="22"/>
+          <w:szCs w:val="22"/>
+          <w:lang w:val="en-US"/>
+        </w:rPr>
+        <w:t>PC</w:t>
+      </w:r>
+      <w:r>
+        <w:rPr>
+          <w:rFonts w:ascii="Times New Roman" w:hAnsi="Times New Roman" w:cs="Times New Roman"/>
+          <w:sz w:val="22"/>
+          <w:szCs w:val="22"/>
+        </w:rPr>
+        <w:t xml:space="preserve">2-5 </w:t>
+      </w:r>
+      <w:r>
+        <w:rPr>
+          <w:rFonts w:ascii="Times New Roman" w:hAnsi="Times New Roman" w:cs="Times New Roman"/>
+          <w:sz w:val="22"/>
+          <w:szCs w:val="22"/>
+        </w:rPr>
+        <w:t xml:space="preserve">и </w:t>
+      </w:r>
+      <w:r>
+        <w:rPr>
+          <w:rFonts w:ascii="Times New Roman" w:hAnsi="Times New Roman" w:cs="Times New Roman"/>
+          <w:sz w:val="22"/>
+          <w:szCs w:val="22"/>
+          <w:lang w:val="en-US"/>
+        </w:rPr>
+        <w:t>Switch</w:t>
+      </w:r>
+      <w:r>
+        <w:rPr>
+          <w:rFonts w:ascii="Times New Roman" w:hAnsi="Times New Roman" w:cs="Times New Roman"/>
+          <w:sz w:val="22"/>
+          <w:szCs w:val="22"/>
+        </w:rPr>
+        <w:t xml:space="preserve">0; </w:t>
+      </w:r>
+      <w:r>
+        <w:rPr>
+          <w:rFonts w:ascii="Times New Roman" w:hAnsi="Times New Roman" w:cs="Times New Roman"/>
+          <w:sz w:val="22"/>
+          <w:szCs w:val="22"/>
+          <w:lang w:val="en-US"/>
+        </w:rPr>
+        <w:t>Switch</w:t>
+      </w:r>
+      <w:r>
+        <w:rPr>
+          <w:rFonts w:ascii="Times New Roman" w:hAnsi="Times New Roman" w:cs="Times New Roman"/>
+          <w:sz w:val="22"/>
+          <w:szCs w:val="22"/>
+        </w:rPr>
+        <w:t xml:space="preserve">0 </w:t>
+      </w:r>
+      <w:r>
+        <w:rPr>
+          <w:rFonts w:ascii="Times New Roman" w:hAnsi="Times New Roman" w:cs="Times New Roman"/>
+          <w:sz w:val="22"/>
+          <w:szCs w:val="22"/>
+        </w:rPr>
+        <w:t>–</w:t>
+      </w:r>
+      <w:r>
+        <w:rPr>
+          <w:rFonts w:ascii="Times New Roman" w:hAnsi="Times New Roman" w:cs="Times New Roman"/>
+          <w:sz w:val="22"/>
+          <w:szCs w:val="22"/>
+        </w:rPr>
+        <w:t xml:space="preserve"> </w:t>
+      </w:r>
+      <w:r>
+        <w:rPr>
+          <w:rFonts w:ascii="Times New Roman" w:hAnsi="Times New Roman" w:cs="Times New Roman"/>
+          <w:sz w:val="22"/>
+          <w:szCs w:val="22"/>
+          <w:lang w:val="en-US"/>
+        </w:rPr>
+        <w:t>Router</w:t>
+      </w:r>
+      <w:r>
+        <w:rPr>
+          <w:rFonts w:ascii="Times New Roman" w:hAnsi="Times New Roman" w:cs="Times New Roman"/>
+          <w:sz w:val="22"/>
+          <w:szCs w:val="22"/>
+        </w:rPr>
+        <w:t xml:space="preserve">0 </w:t>
+      </w:r>
+      <w:r>
+        <w:rPr>
+          <w:rFonts w:ascii="Times New Roman" w:hAnsi="Times New Roman" w:cs="Times New Roman"/>
+          <w:sz w:val="22"/>
+          <w:szCs w:val="22"/>
+        </w:rPr>
+        <w:t>–</w:t>
+      </w:r>
+      <w:r>
+        <w:rPr>
+          <w:rFonts w:ascii="Times New Roman" w:hAnsi="Times New Roman" w:cs="Times New Roman"/>
+          <w:sz w:val="22"/>
+          <w:szCs w:val="22"/>
+        </w:rPr>
+        <w:t xml:space="preserve"> </w:t>
+      </w:r>
+      <w:r>
+        <w:rPr>
+          <w:rFonts w:ascii="Times New Roman" w:hAnsi="Times New Roman" w:cs="Times New Roman"/>
+          <w:sz w:val="22"/>
+          <w:szCs w:val="22"/>
+          <w:lang w:val="en-US"/>
+        </w:rPr>
+        <w:t>Switch</w:t>
+      </w:r>
+      <w:r>
+        <w:rPr>
+          <w:rFonts w:ascii="Times New Roman" w:hAnsi="Times New Roman" w:cs="Times New Roman"/>
+          <w:sz w:val="22"/>
+          <w:szCs w:val="22"/>
+        </w:rPr>
+        <w:t xml:space="preserve">1; </w:t>
+      </w:r>
+      <w:r>
+        <w:rPr>
+          <w:rFonts w:ascii="Times New Roman" w:hAnsi="Times New Roman" w:cs="Times New Roman"/>
+          <w:sz w:val="22"/>
+          <w:szCs w:val="22"/>
+          <w:lang w:val="en-US"/>
+        </w:rPr>
+        <w:t>PC</w:t>
+      </w:r>
+      <w:r>
+        <w:rPr>
+          <w:rFonts w:ascii="Times New Roman" w:hAnsi="Times New Roman" w:cs="Times New Roman"/>
+          <w:sz w:val="22"/>
+          <w:szCs w:val="22"/>
+        </w:rPr>
+        <w:t xml:space="preserve">6-7 </w:t>
+      </w:r>
+      <w:r>
+        <w:rPr>
+          <w:rFonts w:ascii="Times New Roman" w:hAnsi="Times New Roman" w:cs="Times New Roman"/>
+          <w:sz w:val="22"/>
+          <w:szCs w:val="22"/>
+        </w:rPr>
+        <w:t xml:space="preserve">и </w:t>
+      </w:r>
+      <w:r>
+        <w:rPr>
+          <w:rFonts w:ascii="Times New Roman" w:hAnsi="Times New Roman" w:cs="Times New Roman"/>
+          <w:sz w:val="22"/>
+          <w:szCs w:val="22"/>
+          <w:lang w:val="en-US"/>
+        </w:rPr>
+        <w:t>Switch</w:t>
+      </w:r>
+      <w:r>
+        <w:rPr>
+          <w:rFonts w:ascii="Times New Roman" w:hAnsi="Times New Roman" w:cs="Times New Roman"/>
+          <w:sz w:val="22"/>
+          <w:szCs w:val="22"/>
+        </w:rPr>
+        <w:t>1</w:t>
+      </w:r>
+    </w:p>
+    <w:p>
+      <w:pPr>
         <w:rPr>
           <w:rFonts w:ascii="Times New Roman" w:hAnsi="Times New Roman" w:cs="Times New Roman"/>
           <w:sz w:val="28"/>
@@ -1079,6 +1392,7 @@
     </w:p>
     <w:p>
       <w:pPr>
+        <w:jc w:val="center"/>
         <w:rPr>
           <w:rFonts w:ascii="Times New Roman" w:hAnsi="Times New Roman" w:cs="Times New Roman"/>
           <w:sz w:val="28"/>
@@ -1090,9 +1404,9 @@
           <w:noProof/>
         </w:rPr>
         <w:drawing>
-          <wp:inline distT="0" distB="0" distL="0" distR="0" wp14:anchorId="33AE5568" wp14:editId="5D11B3F3">
-            <wp:extent cx="5940425" cy="3766185"/>
-            <wp:effectExtent l="0" t="0" r="3175" b="5715"/>
+          <wp:inline distT="0" distB="0" distL="0" distR="0" wp14:anchorId="33AE5568" wp14:editId="23BB6ACD">
+            <wp:extent cx="5470498" cy="3468255"/>
+            <wp:effectExtent l="0" t="0" r="0" b="0"/>
             <wp:docPr id="1520808722" name="Рисунок 1"/>
             <wp:cNvGraphicFramePr>
               <a:graphicFrameLocks xmlns:a="http://schemas.openxmlformats.org/drawingml/2006/main" noChangeAspect="1"/>
@@ -1113,7 +1427,7 @@
                   <pic:spPr>
                     <a:xfrm>
                       <a:off x="0" y="0"/>
-                      <a:ext cx="5940425" cy="3766185"/>
+                      <a:ext cx="5475111" cy="3471179"/>
                     </a:xfrm>
                     <a:prstGeom prst="rect">
                       <a:avLst/>
@@ -1128,12 +1442,66 @@
     </w:p>
     <w:p>
       <w:pPr>
-        <w:rPr>
-          <w:rFonts w:ascii="Times New Roman" w:hAnsi="Times New Roman" w:cs="Times New Roman"/>
-          <w:sz w:val="28"/>
-          <w:szCs w:val="28"/>
-        </w:rPr>
-      </w:pPr>
+        <w:jc w:val="center"/>
+        <w:rPr>
+          <w:rFonts w:ascii="Times New Roman" w:hAnsi="Times New Roman" w:cs="Times New Roman"/>
+          <w:sz w:val="22"/>
+          <w:szCs w:val="22"/>
+          <w:lang w:val="en-US"/>
+        </w:rPr>
+      </w:pPr>
+      <w:r>
+        <w:rPr>
+          <w:rFonts w:ascii="Times New Roman" w:hAnsi="Times New Roman" w:cs="Times New Roman"/>
+          <w:sz w:val="22"/>
+          <w:szCs w:val="22"/>
+        </w:rPr>
+        <w:t xml:space="preserve">Рис.4 – конфиг </w:t>
+      </w:r>
+      <w:r>
+        <w:rPr>
+          <w:rFonts w:ascii="Times New Roman" w:hAnsi="Times New Roman" w:cs="Times New Roman"/>
+          <w:sz w:val="22"/>
+          <w:szCs w:val="22"/>
+          <w:lang w:val="en-US"/>
+        </w:rPr>
+        <w:t>Router</w:t>
+      </w:r>
+      <w:r>
+        <w:rPr>
+          <w:rFonts w:ascii="Times New Roman" w:hAnsi="Times New Roman" w:cs="Times New Roman"/>
+          <w:sz w:val="22"/>
+          <w:szCs w:val="22"/>
+        </w:rPr>
+        <w:t xml:space="preserve">0 </w:t>
+      </w:r>
+      <w:r>
+        <w:rPr>
+          <w:rFonts w:ascii="Times New Roman" w:hAnsi="Times New Roman" w:cs="Times New Roman"/>
+          <w:sz w:val="22"/>
+          <w:szCs w:val="22"/>
+        </w:rPr>
+        <w:t xml:space="preserve">с интерфейсом </w:t>
+      </w:r>
+      <w:proofErr w:type="spellStart"/>
+      <w:r>
+        <w:rPr>
+          <w:rFonts w:ascii="Times New Roman" w:hAnsi="Times New Roman" w:cs="Times New Roman"/>
+          <w:sz w:val="22"/>
+          <w:szCs w:val="22"/>
+          <w:lang w:val="en-US"/>
+        </w:rPr>
+        <w:t>FastEthernet</w:t>
+      </w:r>
+      <w:proofErr w:type="spellEnd"/>
+      <w:r>
+        <w:rPr>
+          <w:rFonts w:ascii="Times New Roman" w:hAnsi="Times New Roman" w:cs="Times New Roman"/>
+          <w:sz w:val="22"/>
+          <w:szCs w:val="22"/>
+        </w:rPr>
+        <w:t>0/0</w:t>
+      </w:r>
     </w:p>
     <w:p>
       <w:pPr>
@@ -1224,12 +1592,89 @@
     </w:p>
     <w:p>
       <w:pPr>
-        <w:rPr>
-          <w:rFonts w:ascii="Times New Roman" w:hAnsi="Times New Roman" w:cs="Times New Roman"/>
-          <w:sz w:val="28"/>
-          <w:szCs w:val="28"/>
+        <w:jc w:val="center"/>
+        <w:rPr>
+          <w:rFonts w:ascii="Times New Roman" w:hAnsi="Times New Roman" w:cs="Times New Roman"/>
+          <w:sz w:val="22"/>
+          <w:szCs w:val="22"/>
+        </w:rPr>
+      </w:pPr>
+      <w:r>
+        <w:rPr>
+          <w:rFonts w:ascii="Times New Roman" w:hAnsi="Times New Roman" w:cs="Times New Roman"/>
+          <w:sz w:val="22"/>
+          <w:szCs w:val="22"/>
+        </w:rPr>
+        <w:t xml:space="preserve">Рис.5 – </w:t>
+      </w:r>
+      <w:proofErr w:type="spellStart"/>
+      <w:r>
+        <w:rPr>
+          <w:rFonts w:ascii="Times New Roman" w:hAnsi="Times New Roman" w:cs="Times New Roman"/>
+          <w:sz w:val="22"/>
+          <w:szCs w:val="22"/>
+        </w:rPr>
+        <w:t>пинг</w:t>
+      </w:r>
+      <w:proofErr w:type="spellEnd"/>
+      <w:r>
+        <w:rPr>
+          <w:rFonts w:ascii="Times New Roman" w:hAnsi="Times New Roman" w:cs="Times New Roman"/>
+          <w:sz w:val="22"/>
+          <w:szCs w:val="22"/>
+        </w:rPr>
+        <w:t xml:space="preserve"> от </w:t>
+      </w:r>
+      <w:r>
+        <w:rPr>
+          <w:rFonts w:ascii="Times New Roman" w:hAnsi="Times New Roman" w:cs="Times New Roman"/>
+          <w:sz w:val="22"/>
+          <w:szCs w:val="22"/>
           <w:lang w:val="en-US"/>
         </w:rPr>
+        <w:t>PC</w:t>
+      </w:r>
+      <w:r>
+        <w:rPr>
+          <w:rFonts w:ascii="Times New Roman" w:hAnsi="Times New Roman" w:cs="Times New Roman"/>
+          <w:sz w:val="22"/>
+          <w:szCs w:val="22"/>
+        </w:rPr>
+        <w:t xml:space="preserve">3 </w:t>
+      </w:r>
+      <w:r>
+        <w:rPr>
+          <w:rFonts w:ascii="Times New Roman" w:hAnsi="Times New Roman" w:cs="Times New Roman"/>
+          <w:sz w:val="22"/>
+          <w:szCs w:val="22"/>
+        </w:rPr>
+        <w:t xml:space="preserve">до </w:t>
+      </w:r>
+      <w:r>
+        <w:rPr>
+          <w:rFonts w:ascii="Times New Roman" w:hAnsi="Times New Roman" w:cs="Times New Roman"/>
+          <w:sz w:val="22"/>
+          <w:szCs w:val="22"/>
+          <w:lang w:val="en-US"/>
+        </w:rPr>
+        <w:t>PC</w:t>
+      </w:r>
+      <w:r>
+        <w:rPr>
+          <w:rFonts w:ascii="Times New Roman" w:hAnsi="Times New Roman" w:cs="Times New Roman"/>
+          <w:sz w:val="22"/>
+          <w:szCs w:val="22"/>
+        </w:rPr>
+        <w:t>4</w:t>
+      </w:r>
+    </w:p>
+    <w:p>
+      <w:pPr>
+        <w:rPr>
+          <w:rFonts w:ascii="Times New Roman" w:hAnsi="Times New Roman" w:cs="Times New Roman"/>
+          <w:sz w:val="28"/>
+          <w:szCs w:val="28"/>
+        </w:rPr>
       </w:pPr>
       <w:r>
         <w:rPr>
@@ -1246,7 +1691,15 @@
           <w:szCs w:val="28"/>
           <w:lang w:val="en-US"/>
         </w:rPr>
-        <w:t>PDU:</w:t>
+        <w:t>PDU</w:t>
+      </w:r>
+      <w:r>
+        <w:rPr>
+          <w:rFonts w:ascii="Times New Roman" w:hAnsi="Times New Roman" w:cs="Times New Roman"/>
+          <w:sz w:val="28"/>
+          <w:szCs w:val="28"/>
+        </w:rPr>
+        <w:t>:</w:t>
       </w:r>
     </w:p>
     <w:p>
@@ -1256,6 +1709,7 @@
           <w:rFonts w:ascii="Times New Roman" w:hAnsi="Times New Roman" w:cs="Times New Roman"/>
           <w:sz w:val="28"/>
           <w:szCs w:val="28"/>
+          <w:lang w:val="en-US"/>
         </w:rPr>
       </w:pPr>
       <w:r>
@@ -1304,6 +1758,159 @@
         <w:jc w:val="center"/>
         <w:rPr>
           <w:rFonts w:ascii="Times New Roman" w:hAnsi="Times New Roman" w:cs="Times New Roman"/>
+          <w:sz w:val="22"/>
+          <w:szCs w:val="22"/>
+        </w:rPr>
+      </w:pPr>
+      <w:r>
+        <w:rPr>
+          <w:rFonts w:ascii="Times New Roman" w:hAnsi="Times New Roman" w:cs="Times New Roman"/>
+          <w:sz w:val="22"/>
+          <w:szCs w:val="22"/>
+        </w:rPr>
+        <w:t xml:space="preserve">Рис.6 – </w:t>
+      </w:r>
+      <w:proofErr w:type="spellStart"/>
+      <w:r>
+        <w:rPr>
+          <w:rFonts w:ascii="Times New Roman" w:hAnsi="Times New Roman" w:cs="Times New Roman"/>
+          <w:sz w:val="22"/>
+          <w:szCs w:val="22"/>
+        </w:rPr>
+        <w:t>пинг</w:t>
+      </w:r>
+      <w:proofErr w:type="spellEnd"/>
+      <w:r>
+        <w:rPr>
+          <w:rFonts w:ascii="Times New Roman" w:hAnsi="Times New Roman" w:cs="Times New Roman"/>
+          <w:sz w:val="22"/>
+          <w:szCs w:val="22"/>
+        </w:rPr>
+        <w:t xml:space="preserve"> с помощью </w:t>
+      </w:r>
+      <w:r>
+        <w:rPr>
+          <w:rFonts w:ascii="Times New Roman" w:hAnsi="Times New Roman" w:cs="Times New Roman"/>
+          <w:sz w:val="22"/>
+          <w:szCs w:val="22"/>
+          <w:lang w:val="en-US"/>
+        </w:rPr>
+        <w:t>PDU</w:t>
+      </w:r>
+      <w:r>
+        <w:rPr>
+          <w:rFonts w:ascii="Times New Roman" w:hAnsi="Times New Roman" w:cs="Times New Roman"/>
+          <w:sz w:val="22"/>
+          <w:szCs w:val="22"/>
+        </w:rPr>
+        <w:t xml:space="preserve"> </w:t>
+      </w:r>
+      <w:r>
+        <w:rPr>
+          <w:rFonts w:ascii="Times New Roman" w:hAnsi="Times New Roman" w:cs="Times New Roman"/>
+          <w:sz w:val="22"/>
+          <w:szCs w:val="22"/>
+        </w:rPr>
+        <w:t xml:space="preserve">от </w:t>
+      </w:r>
+      <w:r>
+        <w:rPr>
+          <w:rFonts w:ascii="Times New Roman" w:hAnsi="Times New Roman" w:cs="Times New Roman"/>
+          <w:sz w:val="22"/>
+          <w:szCs w:val="22"/>
+          <w:lang w:val="en-US"/>
+        </w:rPr>
+        <w:t>PC</w:t>
+      </w:r>
+      <w:r>
+        <w:rPr>
+          <w:rFonts w:ascii="Times New Roman" w:hAnsi="Times New Roman" w:cs="Times New Roman"/>
+          <w:sz w:val="22"/>
+          <w:szCs w:val="22"/>
+        </w:rPr>
+        <w:t xml:space="preserve">3 </w:t>
+      </w:r>
+      <w:r>
+        <w:rPr>
+          <w:rFonts w:ascii="Times New Roman" w:hAnsi="Times New Roman" w:cs="Times New Roman"/>
+          <w:sz w:val="22"/>
+          <w:szCs w:val="22"/>
+        </w:rPr>
+        <w:t xml:space="preserve">до </w:t>
+      </w:r>
+      <w:r>
+        <w:rPr>
+          <w:rFonts w:ascii="Times New Roman" w:hAnsi="Times New Roman" w:cs="Times New Roman"/>
+          <w:sz w:val="22"/>
+          <w:szCs w:val="22"/>
+          <w:lang w:val="en-US"/>
+        </w:rPr>
+        <w:t>PC</w:t>
+      </w:r>
+      <w:r>
+        <w:rPr>
+          <w:rFonts w:ascii="Times New Roman" w:hAnsi="Times New Roman" w:cs="Times New Roman"/>
+          <w:sz w:val="22"/>
+          <w:szCs w:val="22"/>
+        </w:rPr>
+        <w:t xml:space="preserve">5 </w:t>
+      </w:r>
+      <w:r>
+        <w:rPr>
+          <w:rFonts w:ascii="Times New Roman" w:hAnsi="Times New Roman" w:cs="Times New Roman"/>
+          <w:sz w:val="22"/>
+          <w:szCs w:val="22"/>
+        </w:rPr>
+        <w:t xml:space="preserve">и </w:t>
+      </w:r>
+      <w:r>
+        <w:rPr>
+          <w:rFonts w:ascii="Times New Roman" w:hAnsi="Times New Roman" w:cs="Times New Roman"/>
+          <w:sz w:val="22"/>
+          <w:szCs w:val="22"/>
+          <w:lang w:val="en-US"/>
+        </w:rPr>
+        <w:t>PC</w:t>
+      </w:r>
+      <w:r>
+        <w:rPr>
+          <w:rFonts w:ascii="Times New Roman" w:hAnsi="Times New Roman" w:cs="Times New Roman"/>
+          <w:sz w:val="22"/>
+          <w:szCs w:val="22"/>
+        </w:rPr>
+        <w:t xml:space="preserve">4 </w:t>
+      </w:r>
+      <w:r>
+        <w:rPr>
+          <w:rFonts w:ascii="Times New Roman" w:hAnsi="Times New Roman" w:cs="Times New Roman"/>
+          <w:sz w:val="22"/>
+          <w:szCs w:val="22"/>
+        </w:rPr>
+        <w:t xml:space="preserve">до </w:t>
+      </w:r>
+      <w:r>
+        <w:rPr>
+          <w:rFonts w:ascii="Times New Roman" w:hAnsi="Times New Roman" w:cs="Times New Roman"/>
+          <w:sz w:val="22"/>
+          <w:szCs w:val="22"/>
+          <w:lang w:val="en-US"/>
+        </w:rPr>
+        <w:t>PC</w:t>
+      </w:r>
+      <w:r>
+        <w:rPr>
+          <w:rFonts w:ascii="Times New Roman" w:hAnsi="Times New Roman" w:cs="Times New Roman"/>
+          <w:sz w:val="22"/>
+          <w:szCs w:val="22"/>
+        </w:rPr>
+        <w:t>5</w:t>
+      </w:r>
+    </w:p>
+    <w:p>
+      <w:pPr>
+        <w:jc w:val="center"/>
+        <w:rPr>
+          <w:rFonts w:ascii="Times New Roman" w:hAnsi="Times New Roman" w:cs="Times New Roman"/>
           <w:sz w:val="28"/>
           <w:szCs w:val="28"/>
         </w:rPr>
@@ -1349,24 +1956,6 @@
         <w:tab/>
         <w:t>В ходе выполнения данной лабораторной работы я изучил принципы построения простейших сетей и их настройки с использованием симулятора компьютерных сетей. Собрал в соответствии с заданием топологии сетей, запустил и настроил виртуальное оборудование. Согласно пунктам выполнения практической работы, сделал необходимые снимки экрана.</w:t>
       </w:r>
-    </w:p>
-    <w:p>
-      <w:pPr>
-        <w:rPr>
-          <w:rFonts w:ascii="Times New Roman" w:hAnsi="Times New Roman" w:cs="Times New Roman"/>
-          <w:sz w:val="28"/>
-          <w:szCs w:val="28"/>
-        </w:rPr>
-      </w:pPr>
-    </w:p>
-    <w:p>
-      <w:pPr>
-        <w:rPr>
-          <w:rFonts w:ascii="Times New Roman" w:hAnsi="Times New Roman" w:cs="Times New Roman"/>
-          <w:sz w:val="28"/>
-          <w:szCs w:val="28"/>
-        </w:rPr>
-      </w:pPr>
     </w:p>
     <w:p>
       <w:pPr>

--- a/Network/lab1/lab1.docx
+++ b/Network/lab1/lab1.docx
@@ -235,7 +235,7 @@
           <w:sz w:val="28"/>
           <w:szCs w:val="28"/>
         </w:rPr>
-        <w:t>2</w:t>
+        <w:t>1</w:t>
       </w:r>
       <w:r>
         <w:rPr>
@@ -324,23 +324,13 @@
         </w:rPr>
         <w:br/>
       </w:r>
-      <w:proofErr w:type="spellStart"/>
-      <w:r>
-        <w:rPr>
-          <w:rFonts w:ascii="Times New Roman" w:hAnsi="Times New Roman" w:cs="Times New Roman"/>
-          <w:sz w:val="28"/>
-          <w:szCs w:val="28"/>
-        </w:rPr>
-        <w:t>Аралушкин</w:t>
-      </w:r>
-      <w:proofErr w:type="spellEnd"/>
-      <w:r>
-        <w:rPr>
-          <w:rFonts w:ascii="Times New Roman" w:hAnsi="Times New Roman" w:cs="Times New Roman"/>
-          <w:sz w:val="28"/>
-          <w:szCs w:val="28"/>
-        </w:rPr>
-        <w:t xml:space="preserve"> М.Д.</w:t>
+      <w:r>
+        <w:rPr>
+          <w:rFonts w:ascii="Times New Roman" w:hAnsi="Times New Roman" w:cs="Times New Roman"/>
+          <w:sz w:val="28"/>
+          <w:szCs w:val="28"/>
+        </w:rPr>
+        <w:t>Аралушкин М.Д.</w:t>
       </w:r>
     </w:p>
     <w:p>
@@ -913,25 +903,7 @@
           <w:sz w:val="22"/>
           <w:szCs w:val="22"/>
         </w:rPr>
-        <w:t xml:space="preserve">Рис.2 – </w:t>
-      </w:r>
-      <w:proofErr w:type="spellStart"/>
-      <w:r>
-        <w:rPr>
-          <w:rFonts w:ascii="Times New Roman" w:hAnsi="Times New Roman" w:cs="Times New Roman"/>
-          <w:sz w:val="22"/>
-          <w:szCs w:val="22"/>
-        </w:rPr>
-        <w:t>пинг</w:t>
-      </w:r>
-      <w:proofErr w:type="spellEnd"/>
-      <w:r>
-        <w:rPr>
-          <w:rFonts w:ascii="Times New Roman" w:hAnsi="Times New Roman" w:cs="Times New Roman"/>
-          <w:sz w:val="22"/>
-          <w:szCs w:val="22"/>
-        </w:rPr>
-        <w:t xml:space="preserve"> от </w:t>
+        <w:t xml:space="preserve">Рис.2 – пинг от </w:t>
       </w:r>
       <w:r>
         <w:rPr>
@@ -1447,16 +1419,40 @@
           <w:rFonts w:ascii="Times New Roman" w:hAnsi="Times New Roman" w:cs="Times New Roman"/>
           <w:sz w:val="22"/>
           <w:szCs w:val="22"/>
+        </w:rPr>
+      </w:pPr>
+      <w:r>
+        <w:rPr>
+          <w:rFonts w:ascii="Times New Roman" w:hAnsi="Times New Roman" w:cs="Times New Roman"/>
+          <w:sz w:val="22"/>
+          <w:szCs w:val="22"/>
+        </w:rPr>
+        <w:t xml:space="preserve">Рис.4 – конфиг </w:t>
+      </w:r>
+      <w:r>
+        <w:rPr>
+          <w:rFonts w:ascii="Times New Roman" w:hAnsi="Times New Roman" w:cs="Times New Roman"/>
+          <w:sz w:val="22"/>
+          <w:szCs w:val="22"/>
           <w:lang w:val="en-US"/>
         </w:rPr>
-      </w:pPr>
-      <w:r>
-        <w:rPr>
-          <w:rFonts w:ascii="Times New Roman" w:hAnsi="Times New Roman" w:cs="Times New Roman"/>
-          <w:sz w:val="22"/>
-          <w:szCs w:val="22"/>
-        </w:rPr>
-        <w:t xml:space="preserve">Рис.4 – конфиг </w:t>
+        <w:t>Router</w:t>
+      </w:r>
+      <w:r>
+        <w:rPr>
+          <w:rFonts w:ascii="Times New Roman" w:hAnsi="Times New Roman" w:cs="Times New Roman"/>
+          <w:sz w:val="22"/>
+          <w:szCs w:val="22"/>
+        </w:rPr>
+        <w:t xml:space="preserve">0 </w:t>
+      </w:r>
+      <w:r>
+        <w:rPr>
+          <w:rFonts w:ascii="Times New Roman" w:hAnsi="Times New Roman" w:cs="Times New Roman"/>
+          <w:sz w:val="22"/>
+          <w:szCs w:val="22"/>
+        </w:rPr>
+        <w:t xml:space="preserve">с интерфейсом </w:t>
       </w:r>
       <w:r>
         <w:rPr>
@@ -1465,35 +1461,8 @@
           <w:szCs w:val="22"/>
           <w:lang w:val="en-US"/>
         </w:rPr>
-        <w:t>Router</w:t>
-      </w:r>
-      <w:r>
-        <w:rPr>
-          <w:rFonts w:ascii="Times New Roman" w:hAnsi="Times New Roman" w:cs="Times New Roman"/>
-          <w:sz w:val="22"/>
-          <w:szCs w:val="22"/>
-        </w:rPr>
-        <w:t xml:space="preserve">0 </w:t>
-      </w:r>
-      <w:r>
-        <w:rPr>
-          <w:rFonts w:ascii="Times New Roman" w:hAnsi="Times New Roman" w:cs="Times New Roman"/>
-          <w:sz w:val="22"/>
-          <w:szCs w:val="22"/>
-        </w:rPr>
-        <w:t xml:space="preserve">с интерфейсом </w:t>
-      </w:r>
-      <w:proofErr w:type="spellStart"/>
-      <w:r>
-        <w:rPr>
-          <w:rFonts w:ascii="Times New Roman" w:hAnsi="Times New Roman" w:cs="Times New Roman"/>
-          <w:sz w:val="22"/>
-          <w:szCs w:val="22"/>
-          <w:lang w:val="en-US"/>
-        </w:rPr>
         <w:t>FastEthernet</w:t>
       </w:r>
-      <w:proofErr w:type="spellEnd"/>
       <w:r>
         <w:rPr>
           <w:rFonts w:ascii="Times New Roman" w:hAnsi="Times New Roman" w:cs="Times New Roman"/>
@@ -1518,25 +1487,7 @@
           <w:szCs w:val="28"/>
         </w:rPr>
         <w:lastRenderedPageBreak/>
-        <w:t xml:space="preserve">Проверил связь соседних </w:t>
-      </w:r>
-      <w:proofErr w:type="spellStart"/>
-      <w:r>
-        <w:rPr>
-          <w:rFonts w:ascii="Times New Roman" w:hAnsi="Times New Roman" w:cs="Times New Roman"/>
-          <w:sz w:val="28"/>
-          <w:szCs w:val="28"/>
-        </w:rPr>
-        <w:t>пк</w:t>
-      </w:r>
-      <w:proofErr w:type="spellEnd"/>
-      <w:r>
-        <w:rPr>
-          <w:rFonts w:ascii="Times New Roman" w:hAnsi="Times New Roman" w:cs="Times New Roman"/>
-          <w:sz w:val="28"/>
-          <w:szCs w:val="28"/>
-        </w:rPr>
-        <w:t>:</w:t>
+        <w:t>Проверил связь соседних пк:</w:t>
       </w:r>
     </w:p>
     <w:p>
@@ -1605,25 +1556,7 @@
           <w:sz w:val="22"/>
           <w:szCs w:val="22"/>
         </w:rPr>
-        <w:t xml:space="preserve">Рис.5 – </w:t>
-      </w:r>
-      <w:proofErr w:type="spellStart"/>
-      <w:r>
-        <w:rPr>
-          <w:rFonts w:ascii="Times New Roman" w:hAnsi="Times New Roman" w:cs="Times New Roman"/>
-          <w:sz w:val="22"/>
-          <w:szCs w:val="22"/>
-        </w:rPr>
-        <w:t>пинг</w:t>
-      </w:r>
-      <w:proofErr w:type="spellEnd"/>
-      <w:r>
-        <w:rPr>
-          <w:rFonts w:ascii="Times New Roman" w:hAnsi="Times New Roman" w:cs="Times New Roman"/>
-          <w:sz w:val="22"/>
-          <w:szCs w:val="22"/>
-        </w:rPr>
-        <w:t xml:space="preserve"> от </w:t>
+        <w:t xml:space="preserve">Рис.5 – пинг от </w:t>
       </w:r>
       <w:r>
         <w:rPr>
@@ -1768,25 +1701,7 @@
           <w:sz w:val="22"/>
           <w:szCs w:val="22"/>
         </w:rPr>
-        <w:t xml:space="preserve">Рис.6 – </w:t>
-      </w:r>
-      <w:proofErr w:type="spellStart"/>
-      <w:r>
-        <w:rPr>
-          <w:rFonts w:ascii="Times New Roman" w:hAnsi="Times New Roman" w:cs="Times New Roman"/>
-          <w:sz w:val="22"/>
-          <w:szCs w:val="22"/>
-        </w:rPr>
-        <w:t>пинг</w:t>
-      </w:r>
-      <w:proofErr w:type="spellEnd"/>
-      <w:r>
-        <w:rPr>
-          <w:rFonts w:ascii="Times New Roman" w:hAnsi="Times New Roman" w:cs="Times New Roman"/>
-          <w:sz w:val="22"/>
-          <w:szCs w:val="22"/>
-        </w:rPr>
-        <w:t xml:space="preserve"> с помощью </w:t>
+        <w:t xml:space="preserve">Рис.6 – пинг с помощью </w:t>
       </w:r>
       <w:r>
         <w:rPr>
@@ -2220,43 +2135,7 @@
           <w:sz w:val="28"/>
           <w:szCs w:val="28"/>
         </w:rPr>
-        <w:t xml:space="preserve">Ее основная функция — накладываться на IP-адрес и делить его на сетевую, </w:t>
-      </w:r>
-      <w:proofErr w:type="spellStart"/>
-      <w:r>
-        <w:rPr>
-          <w:rFonts w:ascii="Times New Roman" w:hAnsi="Times New Roman" w:cs="Times New Roman"/>
-          <w:sz w:val="28"/>
-          <w:szCs w:val="28"/>
-        </w:rPr>
-        <w:t>подсетевую</w:t>
-      </w:r>
-      <w:proofErr w:type="spellEnd"/>
-      <w:r>
-        <w:rPr>
-          <w:rFonts w:ascii="Times New Roman" w:hAnsi="Times New Roman" w:cs="Times New Roman"/>
-          <w:sz w:val="28"/>
-          <w:szCs w:val="28"/>
-        </w:rPr>
-        <w:t xml:space="preserve"> и </w:t>
-      </w:r>
-      <w:proofErr w:type="spellStart"/>
-      <w:r>
-        <w:rPr>
-          <w:rFonts w:ascii="Times New Roman" w:hAnsi="Times New Roman" w:cs="Times New Roman"/>
-          <w:sz w:val="28"/>
-          <w:szCs w:val="28"/>
-        </w:rPr>
-        <w:t>хостовую</w:t>
-      </w:r>
-      <w:proofErr w:type="spellEnd"/>
-      <w:r>
-        <w:rPr>
-          <w:rFonts w:ascii="Times New Roman" w:hAnsi="Times New Roman" w:cs="Times New Roman"/>
-          <w:sz w:val="28"/>
-          <w:szCs w:val="28"/>
-        </w:rPr>
-        <w:t xml:space="preserve"> части для управления адресным пространством. </w:t>
+        <w:t xml:space="preserve">Ее основная функция — накладываться на IP-адрес и делить его на сетевую, подсетевую и хостовую части для управления адресным пространством. </w:t>
       </w:r>
     </w:p>
     <w:p>
@@ -2275,9 +2154,35 @@
           <w:sz w:val="28"/>
           <w:szCs w:val="28"/>
         </w:rPr>
-        <w:t xml:space="preserve">4. Что такое команда </w:t>
-      </w:r>
-      <w:proofErr w:type="spellStart"/>
+        <w:t>4. Что такое команда ping? Зачем она нужна?</w:t>
+      </w:r>
+    </w:p>
+    <w:p>
+      <w:pPr>
+        <w:jc w:val="both"/>
+        <w:rPr>
+          <w:rFonts w:ascii="Times New Roman" w:hAnsi="Times New Roman" w:cs="Times New Roman"/>
+          <w:sz w:val="28"/>
+          <w:szCs w:val="28"/>
+        </w:rPr>
+      </w:pPr>
+      <w:r>
+        <w:rPr>
+          <w:rFonts w:ascii="Times New Roman" w:hAnsi="Times New Roman" w:cs="Times New Roman"/>
+          <w:sz w:val="28"/>
+          <w:szCs w:val="28"/>
+        </w:rPr>
+        <w:t xml:space="preserve">Команда ping вводится в командной строке устройства для того, чтобы осуществить проверку наличия связи между компьютерами и другими узлами в сети. </w:t>
+      </w:r>
+    </w:p>
+    <w:p>
+      <w:pPr>
+        <w:rPr>
+          <w:rFonts w:ascii="Times New Roman" w:hAnsi="Times New Roman" w:cs="Times New Roman"/>
+          <w:sz w:val="28"/>
+          <w:szCs w:val="28"/>
+        </w:rPr>
+      </w:pPr>
       <w:r>
         <w:rPr>
           <w:rFonts w:ascii="Times New Roman" w:hAnsi="Times New Roman" w:cs="Times New Roman"/>
@@ -2286,18 +2191,7 @@
           <w:sz w:val="28"/>
           <w:szCs w:val="28"/>
         </w:rPr>
-        <w:t>ping</w:t>
-      </w:r>
-      <w:proofErr w:type="spellEnd"/>
-      <w:r>
-        <w:rPr>
-          <w:rFonts w:ascii="Times New Roman" w:hAnsi="Times New Roman" w:cs="Times New Roman"/>
-          <w:b/>
-          <w:bCs/>
-          <w:sz w:val="28"/>
-          <w:szCs w:val="28"/>
-        </w:rPr>
-        <w:t>? Зачем она нужна?</w:t>
+        <w:t>5. Что такое «шлюз по умолчанию» и для чего он нужен?</w:t>
       </w:r>
     </w:p>
     <w:p>
@@ -2315,80 +2209,7 @@
           <w:sz w:val="28"/>
           <w:szCs w:val="28"/>
         </w:rPr>
-        <w:t xml:space="preserve">Команда </w:t>
-      </w:r>
-      <w:proofErr w:type="spellStart"/>
-      <w:r>
-        <w:rPr>
-          <w:rFonts w:ascii="Times New Roman" w:hAnsi="Times New Roman" w:cs="Times New Roman"/>
-          <w:sz w:val="28"/>
-          <w:szCs w:val="28"/>
-        </w:rPr>
-        <w:t>ping</w:t>
-      </w:r>
-      <w:proofErr w:type="spellEnd"/>
-      <w:r>
-        <w:rPr>
-          <w:rFonts w:ascii="Times New Roman" w:hAnsi="Times New Roman" w:cs="Times New Roman"/>
-          <w:sz w:val="28"/>
-          <w:szCs w:val="28"/>
-        </w:rPr>
-        <w:t xml:space="preserve"> вводится в командной строке устройства для того, чтобы осуществить проверку наличия связи между компьютерами и другими узлами в сети. </w:t>
-      </w:r>
-    </w:p>
-    <w:p>
-      <w:pPr>
-        <w:rPr>
-          <w:rFonts w:ascii="Times New Roman" w:hAnsi="Times New Roman" w:cs="Times New Roman"/>
-          <w:sz w:val="28"/>
-          <w:szCs w:val="28"/>
-        </w:rPr>
-      </w:pPr>
-      <w:r>
-        <w:rPr>
-          <w:rFonts w:ascii="Times New Roman" w:hAnsi="Times New Roman" w:cs="Times New Roman"/>
-          <w:b/>
-          <w:bCs/>
-          <w:sz w:val="28"/>
-          <w:szCs w:val="28"/>
-        </w:rPr>
-        <w:t>5. Что такое «шлюз по умолчанию» и для чего он нужен?</w:t>
-      </w:r>
-    </w:p>
-    <w:p>
-      <w:pPr>
-        <w:jc w:val="both"/>
-        <w:rPr>
-          <w:rFonts w:ascii="Times New Roman" w:hAnsi="Times New Roman" w:cs="Times New Roman"/>
-          <w:sz w:val="28"/>
-          <w:szCs w:val="28"/>
-        </w:rPr>
-      </w:pPr>
-      <w:r>
-        <w:rPr>
-          <w:rFonts w:ascii="Times New Roman" w:hAnsi="Times New Roman" w:cs="Times New Roman"/>
-          <w:sz w:val="28"/>
-          <w:szCs w:val="28"/>
-        </w:rPr>
-        <w:t>Шлюзом по умолчанию (</w:t>
-      </w:r>
-      <w:proofErr w:type="spellStart"/>
-      <w:r>
-        <w:rPr>
-          <w:rFonts w:ascii="Times New Roman" w:hAnsi="Times New Roman" w:cs="Times New Roman"/>
-          <w:sz w:val="28"/>
-          <w:szCs w:val="28"/>
-        </w:rPr>
-        <w:t>gateway</w:t>
-      </w:r>
-      <w:proofErr w:type="spellEnd"/>
-      <w:r>
-        <w:rPr>
-          <w:rFonts w:ascii="Times New Roman" w:hAnsi="Times New Roman" w:cs="Times New Roman"/>
-          <w:sz w:val="28"/>
-          <w:szCs w:val="28"/>
-        </w:rPr>
-        <w:t>) является адрес роутера в конкретном сегменте сети.</w:t>
+        <w:t>Шлюзом по умолчанию (gateway) является адрес роутера в конкретном сегменте сети.</w:t>
       </w:r>
       <w:r>
         <w:rPr>

--- a/Network/lab1/lab1.docx
+++ b/Network/lab1/lab1.docx
@@ -235,7 +235,7 @@
           <w:sz w:val="28"/>
           <w:szCs w:val="28"/>
         </w:rPr>
-        <w:t>1</w:t>
+        <w:t>2</w:t>
       </w:r>
       <w:r>
         <w:rPr>
